--- a/методы проектирования/Лабораторная работа 1/лабораторная_1.docx
+++ b/методы проектирования/Лабораторная работа 1/лабораторная_1.docx
@@ -302,7 +302,7 @@
           <w:sz w:val="28"/>
           <w:szCs w:val="28"/>
         </w:rPr>
-        <w:t xml:space="preserve">2 </w:t>
+        <w:t xml:space="preserve">3 </w:t>
       </w:r>
       <w:r>
         <w:rPr>
@@ -647,20 +647,61 @@
           <w:szCs w:val="24"/>
         </w:rPr>
         <w:br/>
-      </w:r>
-      <w:r>
+        <w:t>информационной системы «Расписание университета»</w:t>
+      </w:r>
+    </w:p>
+    <w:p>
+      <w:pPr>
+        <w:keepNext/>
+        <w:jc w:val="both"/>
+        <w:rPr>
+          <w:sz w:val="28"/>
+          <w:szCs w:val="24"/>
+        </w:rPr>
+      </w:pPr>
+    </w:p>
+    <w:p>
+      <w:pPr>
+        <w:keepNext/>
+        <w:jc w:val="center"/>
         <w:rPr>
           <w:b/>
           <w:bCs/>
           <w:sz w:val="28"/>
           <w:szCs w:val="24"/>
         </w:rPr>
-        <w:t>информационной системы «Расписание университета»</w:t>
+      </w:pPr>
+      <w:r>
+        <w:rPr>
+          <w:b/>
+          <w:bCs/>
+          <w:sz w:val="28"/>
+          <w:szCs w:val="24"/>
+        </w:rPr>
+        <w:t>1.Введение</w:t>
+      </w:r>
+    </w:p>
+    <w:p>
+      <w:pPr>
+        <w:ind w:firstLine="709"/>
+        <w:jc w:val="both"/>
+        <w:rPr>
+          <w:sz w:val="28"/>
+          <w:szCs w:val="24"/>
+        </w:rPr>
+      </w:pPr>
+      <w:r>
+        <w:rPr>
+          <w:sz w:val="28"/>
+          <w:szCs w:val="24"/>
+        </w:rPr>
+        <w:t>Под автоматизацией расписания университета подразумевается ведение учебных групп, преподавателей, дисциплин и аудиторий, составление занятий, проверка конфликтов и публикация расписания. Диспетчер вносит занятия вручную, а студенты и преподаватели просматривают опубликованные данные. Система предназначена для одного учебного подразделения университета.</w:t>
       </w:r>
     </w:p>
     <w:p>
       <w:pPr>
         <w:keepNext/>
+        <w:ind w:firstLine="709"/>
         <w:jc w:val="both"/>
         <w:rPr>
           <w:sz w:val="28"/>
@@ -686,7 +727,7 @@
           <w:sz w:val="28"/>
           <w:szCs w:val="24"/>
         </w:rPr>
-        <w:t>1.Введение</w:t>
+        <w:t>2.Основание для разработки</w:t>
       </w:r>
     </w:p>
     <w:p>
@@ -703,70 +744,7 @@
           <w:sz w:val="28"/>
           <w:szCs w:val="24"/>
         </w:rPr>
-        <w:t>Под автоматизацией расписания университета подразумевается ведение учебных групп, преподавателей, дисциплин и аудиторий, составление занятий, проверка конфликтов и публикация расписания. Диспетче</w:t>
-      </w:r>
-      <w:r>
-        <w:rPr>
-          <w:sz w:val="28"/>
-          <w:szCs w:val="24"/>
-        </w:rPr>
-        <w:t>р вносит занятия вручную, а студенты и преподаватели просматривают опубликованные данные. Система предназначена для одного учебного подразделения университета.</w:t>
-      </w:r>
-    </w:p>
-    <w:p>
-      <w:pPr>
-        <w:keepNext/>
-        <w:ind w:firstLine="709"/>
-        <w:jc w:val="both"/>
-        <w:rPr>
-          <w:sz w:val="28"/>
-          <w:szCs w:val="24"/>
-        </w:rPr>
-      </w:pPr>
-    </w:p>
-    <w:p>
-      <w:pPr>
-        <w:keepNext/>
-        <w:jc w:val="center"/>
-        <w:rPr>
-          <w:b/>
-          <w:bCs/>
-          <w:sz w:val="28"/>
-          <w:szCs w:val="24"/>
-        </w:rPr>
-      </w:pPr>
-      <w:r>
-        <w:rPr>
-          <w:b/>
-          <w:bCs/>
-          <w:sz w:val="28"/>
-          <w:szCs w:val="24"/>
-        </w:rPr>
-        <w:t>2.Основание для разработки</w:t>
-      </w:r>
-    </w:p>
-    <w:p>
-      <w:pPr>
-        <w:ind w:firstLine="709"/>
-        <w:jc w:val="both"/>
-        <w:rPr>
-          <w:sz w:val="28"/>
-          <w:szCs w:val="24"/>
-        </w:rPr>
-      </w:pPr>
-      <w:r>
-        <w:rPr>
-          <w:sz w:val="28"/>
-          <w:szCs w:val="24"/>
-        </w:rPr>
-        <w:t>Основанием для разработки является задание лабораторной работы №1 в рамках курса «Методы и средства проектирования информационных систем и технологий» НИУ «БелГУ». Тема разработки – АИС «Расписание университета», условное обозначение РУ-01. Структура ТЗ со</w:t>
-      </w:r>
-      <w:r>
-        <w:rPr>
-          <w:sz w:val="28"/>
-          <w:szCs w:val="24"/>
-        </w:rPr>
-        <w:t>ответствует ГОСТ 19.201-78, указанному в методических указаниях.</w:t>
+        <w:t>Основанием для разработки является задание лабораторной работы №1 в рамках курса «Методы и средства проектирования информационных систем и технологий» НИУ «БелГУ». Тема разработки – АИС «Расписание университета», условное обозначение РУ-01. Структура ТЗ соответствует ГОСТ 19.201-78, указанному в методических указаниях.</w:t>
       </w:r>
     </w:p>
     <w:p>
@@ -855,14 +833,7 @@
           <w:sz w:val="28"/>
           <w:szCs w:val="24"/>
         </w:rPr>
-        <w:t xml:space="preserve">Составление и </w:t>
-      </w:r>
-      <w:r>
-        <w:rPr>
-          <w:sz w:val="28"/>
-          <w:szCs w:val="24"/>
-        </w:rPr>
-        <w:t>изменение расписания учебных занятий.</w:t>
+        <w:t>Составление и изменение расписания учебных занятий.</w:t>
       </w:r>
     </w:p>
     <w:p>
@@ -939,14 +910,7 @@
           <w:sz w:val="28"/>
           <w:szCs w:val="24"/>
         </w:rPr>
-        <w:t>Эксплуатационное назначение системы – ежедневная работа диспетчера учебного подразде</w:t>
-      </w:r>
-      <w:r>
-        <w:rPr>
-          <w:sz w:val="28"/>
-          <w:szCs w:val="24"/>
-        </w:rPr>
-        <w:t>ления и просмотр расписания студентами и преподавателями через браузер.</w:t>
+        <w:t>Эксплуатационное назначение системы – ежедневная работа диспетчера учебного подразделения и просмотр расписания студентами и преподавателями через браузер.</w:t>
       </w:r>
     </w:p>
     <w:p>
@@ -1033,14 +997,7 @@
           <w:sz w:val="28"/>
           <w:szCs w:val="24"/>
         </w:rPr>
-        <w:t>1.Ввод, вывод, редактирование и хранение информации об учебных группа</w:t>
-      </w:r>
-      <w:r>
-        <w:rPr>
-          <w:sz w:val="28"/>
-          <w:szCs w:val="24"/>
-        </w:rPr>
-        <w:t>х:</w:t>
+        <w:t>1.Ввод, вывод, редактирование и хранение информации об учебных группах:</w:t>
       </w:r>
     </w:p>
     <w:p>
@@ -1432,14 +1389,7 @@
           <w:sz w:val="28"/>
           <w:szCs w:val="24"/>
         </w:rPr>
-        <w:t xml:space="preserve">При добавлении и изменении занятия проверяются совпадения даты и номера пары. В это время группа, преподаватель и </w:t>
-      </w:r>
-      <w:r>
-        <w:rPr>
-          <w:sz w:val="28"/>
-          <w:szCs w:val="24"/>
-        </w:rPr>
-        <w:t>аудитория не должны участвовать в другом занятии. Вместимость аудитории должна быть не меньше численности группы. При нарушении условия сохранение блокируется с указанием причины.</w:t>
+        <w:t>При добавлении и изменении занятия проверяются совпадения даты и номера пары. В это время группа, преподаватель и аудитория не должны участвовать в другом занятии. Вместимость аудитории должна быть не меньше численности группы. При нарушении условия сохранение блокируется с указанием причины.</w:t>
       </w:r>
     </w:p>
     <w:p>
@@ -1476,14 +1426,7 @@
           <w:sz w:val="28"/>
           <w:szCs w:val="24"/>
         </w:rPr>
-        <w:t>рабочее распис</w:t>
-      </w:r>
-      <w:r>
-        <w:rPr>
-          <w:sz w:val="28"/>
-          <w:szCs w:val="24"/>
-        </w:rPr>
-        <w:t>ание на выбранную неделю;</w:t>
+        <w:t>рабочее расписание на выбранную неделю;</w:t>
       </w:r>
     </w:p>
     <w:p>
@@ -1540,14 +1483,7 @@
           <w:sz w:val="28"/>
           <w:szCs w:val="24"/>
         </w:rPr>
-        <w:t xml:space="preserve">Диспетчер составляет и редактирует рабочий вариант. Перед публикацией проверяется вся выбранная неделя. Опубликованная версия заменяется только после </w:t>
-      </w:r>
-      <w:r>
-        <w:rPr>
-          <w:sz w:val="28"/>
-          <w:szCs w:val="24"/>
-        </w:rPr>
-        <w:t>успешной проверки; редактирование рабочего варианта само по себе не изменяет доступное пользователям расписание.</w:t>
+        <w:t>Диспетчер составляет и редактирует рабочий вариант. Перед публикацией проверяется вся выбранная неделя. Опубликованная версия заменяется только после успешной проверки; редактирование рабочего варианта само по себе не изменяет доступное пользователям расписание.</w:t>
       </w:r>
     </w:p>
     <w:p>
@@ -1598,14 +1534,7 @@
           <w:sz w:val="28"/>
           <w:szCs w:val="24"/>
         </w:rPr>
-        <w:t>1</w:t>
-      </w:r>
-      <w:r>
-        <w:rPr>
-          <w:sz w:val="28"/>
-          <w:szCs w:val="24"/>
-        </w:rPr>
-        <w:t>.Справочная информация:</w:t>
+        <w:t>1.Справочная информация:</w:t>
       </w:r>
     </w:p>
     <w:p>
@@ -1812,14 +1741,7 @@
           <w:sz w:val="28"/>
           <w:szCs w:val="24"/>
         </w:rPr>
-        <w:t>2.Отчёты. Минимальный перечен</w:t>
-      </w:r>
-      <w:r>
-        <w:rPr>
-          <w:sz w:val="28"/>
-          <w:szCs w:val="24"/>
-        </w:rPr>
-        <w:t>ь формируемых отчётов следующий:</w:t>
+        <w:t>2.Отчёты. Минимальный перечень формируемых отчётов следующий:</w:t>
       </w:r>
     </w:p>
     <w:p>
@@ -1936,14 +1858,7 @@
           <w:sz w:val="28"/>
           <w:szCs w:val="24"/>
         </w:rPr>
-        <w:t>При объёме базы до 10 000 занятий поиск и сохранение записи должны выполнятьс</w:t>
-      </w:r>
-      <w:r>
-        <w:rPr>
-          <w:sz w:val="28"/>
-          <w:szCs w:val="24"/>
-        </w:rPr>
-        <w:t>я не более чем за 2 с, проверка и публикация недели – не более чем за 5 с при 20 одновременных сеансах просмотра.</w:t>
+        <w:t>При объёме базы до 10 000 занятий поиск и сохранение записи должны выполняться не более чем за 2 с, проверка и публикация недели – не более чем за 5 с при 20 одновременных сеансах просмотра.</w:t>
       </w:r>
     </w:p>
     <w:p>
@@ -2072,14 +1987,7 @@
           <w:sz w:val="28"/>
           <w:szCs w:val="24"/>
         </w:rPr>
-        <w:t>созда</w:t>
-      </w:r>
-      <w:r>
-        <w:rPr>
-          <w:sz w:val="28"/>
-          <w:szCs w:val="24"/>
-        </w:rPr>
-        <w:t>вать резервную копию базы после рабочего дня и обеспечивать восстановление из неё не более чем за 15 мин.</w:t>
+        <w:t>создавать резервную копию базы после рабочего дня и обеспечивать восстановление из неё не более чем за 15 мин.</w:t>
       </w:r>
     </w:p>
     <w:p>
@@ -2096,14 +2004,7 @@
           <w:sz w:val="28"/>
           <w:szCs w:val="24"/>
         </w:rPr>
-        <w:t xml:space="preserve">После сбоя запуск системы должен выполняться в течение 5 мин после восстановления работоспособности компьютера. При восстановлении из копии допустима </w:t>
-      </w:r>
-      <w:r>
-        <w:rPr>
-          <w:sz w:val="28"/>
-          <w:szCs w:val="24"/>
-        </w:rPr>
-        <w:t>потеря изменений, внесённых после последнего копирования.</w:t>
+        <w:t>После сбоя запуск системы должен выполняться в течение 5 мин после восстановления работоспособности компьютера. При восстановлении из копии допустима потеря изменений, внесённых после последнего копирования.</w:t>
       </w:r>
     </w:p>
     <w:p>
@@ -2152,14 +2053,7 @@
           <w:sz w:val="28"/>
           <w:szCs w:val="24"/>
         </w:rPr>
-        <w:t>Системой пользуются один диспетчер и студенты и преподаватели в режиме просмотра. Диспетчер должен иметь базовые навыки работы с браузером. Сервер эксплуатируется в помещении при температуре от 15 до 30 °C и влажности от 30 до 75 % без конденсации, в преде</w:t>
-      </w:r>
-      <w:r>
-        <w:rPr>
-          <w:sz w:val="28"/>
-          <w:szCs w:val="24"/>
-        </w:rPr>
-        <w:t>лах требований изготовителя ПК. Установку и резервное копирование выполняет сотрудник с навыками обслуживания компьютера.</w:t>
+        <w:t>Системой пользуются один диспетчер и студенты и преподаватели в режиме просмотра. Диспетчер должен иметь базовые навыки работы с браузером. Сервер эксплуатируется в помещении при температуре от 15 до 30 °C и влажности от 30 до 75 % без конденсации, в пределах требований изготовителя ПК. Установку и резервное копирование выполняет сотрудник с навыками обслуживания компьютера.</w:t>
       </w:r>
     </w:p>
     <w:p>
@@ -2208,14 +2102,7 @@
           <w:sz w:val="28"/>
           <w:szCs w:val="24"/>
         </w:rPr>
-        <w:t>Для размещения сервера системы необходим персональный компьютер со следующ</w:t>
-      </w:r>
-      <w:r>
-        <w:rPr>
-          <w:sz w:val="28"/>
-          <w:szCs w:val="24"/>
-        </w:rPr>
-        <w:t>ими характеристиками:</w:t>
+        <w:t>Для размещения сервера системы необходим персональный компьютер со следующими характеристиками:</w:t>
       </w:r>
     </w:p>
     <w:p>
@@ -2315,14 +2202,7 @@
           <w:sz w:val="28"/>
           <w:szCs w:val="24"/>
         </w:rPr>
-        <w:t xml:space="preserve">компьютеры пользователей с браузером; принтер А4 при необходимости </w:t>
-      </w:r>
-      <w:r>
-        <w:rPr>
-          <w:sz w:val="28"/>
-          <w:szCs w:val="24"/>
-        </w:rPr>
-        <w:t>печати;</w:t>
+        <w:t>компьютеры пользователей с браузером; принтер А4 при необходимости печати;</w:t>
       </w:r>
     </w:p>
     <w:p>
@@ -2392,14 +2272,7 @@
           <w:sz w:val="28"/>
           <w:szCs w:val="24"/>
         </w:rPr>
-        <w:t xml:space="preserve">Сервер должен работать под управлением Windows 11. Для разработки используются Python 3, Flask и СУБД SQLite. Пользователям необходим </w:t>
-      </w:r>
-      <w:r>
-        <w:rPr>
-          <w:sz w:val="28"/>
-          <w:szCs w:val="24"/>
-        </w:rPr>
-        <w:t>браузер с поддержкой HTML5. Работа выполняется в локальной сети университета; постоянный доступ в Интернет не требуется.</w:t>
+        <w:t>Сервер должен работать под управлением Windows 11. Для разработки используются Python 3, Flask и СУБД SQLite. Пользователям необходим браузер с поддержкой HTML5. Работа выполняется в локальной сети университета; постоянный доступ в Интернет не требуется.</w:t>
       </w:r>
     </w:p>
     <w:p>
@@ -2416,14 +2289,7 @@
           <w:sz w:val="28"/>
           <w:szCs w:val="24"/>
         </w:rPr>
-        <w:t>Данные вводятся через веб-формы, результаты выводятся на экран и в CSV в кодировке UTF-8. Даты отображаются в формате ДД.ММ.ГГГГ, время</w:t>
-      </w:r>
-      <w:r>
-        <w:rPr>
-          <w:sz w:val="28"/>
-          <w:szCs w:val="24"/>
-        </w:rPr>
-        <w:t xml:space="preserve"> определяется номером пары и общей сеткой звонков. Диспетчер входит по логину и паролю; пароли хранятся как стойкие хеши. Студентам и преподавателям доступен только просмотр опубликованного расписания.</w:t>
+        <w:t>Данные вводятся через веб-формы, результаты выводятся на экран и в CSV в кодировке UTF-8. Даты отображаются в формате ДД.ММ.ГГГГ, время определяется номером пары и общей сеткой звонков. Диспетчер входит по логину и паролю; пароли хранятся как стойкие хеши. Студентам и преподавателям доступен только просмотр опубликованного расписания.</w:t>
       </w:r>
     </w:p>
     <w:p>
@@ -2472,14 +2338,7 @@
           <w:sz w:val="28"/>
           <w:szCs w:val="24"/>
         </w:rPr>
-        <w:t xml:space="preserve">Готовое ПИ и </w:t>
-      </w:r>
-      <w:r>
-        <w:rPr>
-          <w:sz w:val="28"/>
-          <w:szCs w:val="24"/>
-        </w:rPr>
-        <w:t>документация поставляются электронно в архиве RU-01_v1.0.zip либо на USB-носителе. Наименование и версия указываются в имени архива и в программе. Комплект документации должен быть подготовлен для печати на листах формата А4.</w:t>
+        <w:t>Готовое ПИ и документация поставляются электронно в архиве RU-01_v1.0.zip либо на USB-носителе. Наименование и версия указываются в имени архива и в программе. Комплект документации должен быть подготовлен для печати на листах формата А4.</w:t>
       </w:r>
     </w:p>
     <w:p>
@@ -2511,16 +2370,56 @@
           <w:sz w:val="28"/>
           <w:szCs w:val="24"/>
         </w:rPr>
-        <w:t>4.7. Требования к транспортир</w:t>
-      </w:r>
-      <w:r>
+        <w:t>4.7. Требования к транспортированию и хранению</w:t>
+      </w:r>
+    </w:p>
+    <w:p>
+      <w:pPr>
+        <w:ind w:firstLine="709"/>
+        <w:jc w:val="both"/>
+        <w:rPr>
+          <w:sz w:val="28"/>
+          <w:szCs w:val="24"/>
+        </w:rPr>
+      </w:pPr>
+      <w:r>
+        <w:rPr>
+          <w:sz w:val="28"/>
+          <w:szCs w:val="24"/>
+        </w:rPr>
+        <w:t>Требования к транспортированию и хранению ПИ соответствуют требованиям к выбранному носителю. Основная и резервная копии хранятся раздельно; исходный комплект программы и документации хранится не менее одного года.</w:t>
+      </w:r>
+    </w:p>
+    <w:p>
+      <w:pPr>
+        <w:keepNext/>
+        <w:ind w:firstLine="709"/>
+        <w:jc w:val="both"/>
+        <w:rPr>
+          <w:sz w:val="28"/>
+          <w:szCs w:val="24"/>
+        </w:rPr>
+      </w:pPr>
+    </w:p>
+    <w:p>
+      <w:pPr>
+        <w:keepNext/>
+        <w:jc w:val="center"/>
         <w:rPr>
           <w:b/>
           <w:bCs/>
           <w:sz w:val="28"/>
           <w:szCs w:val="24"/>
         </w:rPr>
-        <w:t>ованию и хранению</w:t>
+      </w:pPr>
+      <w:r>
+        <w:rPr>
+          <w:b/>
+          <w:bCs/>
+          <w:sz w:val="28"/>
+          <w:szCs w:val="24"/>
+        </w:rPr>
+        <w:t>4.8. Специальные требования</w:t>
       </w:r>
     </w:p>
     <w:p>
@@ -2537,7 +2436,7 @@
           <w:sz w:val="28"/>
           <w:szCs w:val="24"/>
         </w:rPr>
-        <w:t>Требования к транспортированию и хранению ПИ соответствуют требованиям к выбранному носителю. Основная и резервная копии хранятся раздельно; исходный комплект программы и документации хранится не менее одного года.</w:t>
+        <w:t>Интерфейс и сообщения системы должны быть на русском языке. Демонстрационная база должна содержать вымышленные данные.</w:t>
       </w:r>
     </w:p>
     <w:p>
@@ -2569,16 +2468,7 @@
           <w:sz w:val="28"/>
           <w:szCs w:val="24"/>
         </w:rPr>
-        <w:t>4.8. Специальные требо</w:t>
-      </w:r>
-      <w:r>
-        <w:rPr>
-          <w:b/>
-          <w:bCs/>
-          <w:sz w:val="28"/>
-          <w:szCs w:val="24"/>
-        </w:rPr>
-        <w:t>вания</w:t>
+        <w:t>5.Требования к программной документации</w:t>
       </w:r>
     </w:p>
     <w:p>
@@ -2595,63 +2485,7 @@
           <w:sz w:val="28"/>
           <w:szCs w:val="24"/>
         </w:rPr>
-        <w:t>Интерфейс и сообщения системы должны быть на русском языке. Демонстрационная база должна содержать вымышленные данные.</w:t>
-      </w:r>
-    </w:p>
-    <w:p>
-      <w:pPr>
-        <w:keepNext/>
-        <w:ind w:firstLine="709"/>
-        <w:jc w:val="both"/>
-        <w:rPr>
-          <w:sz w:val="28"/>
-          <w:szCs w:val="24"/>
-        </w:rPr>
-      </w:pPr>
-    </w:p>
-    <w:p>
-      <w:pPr>
-        <w:keepNext/>
-        <w:jc w:val="center"/>
-        <w:rPr>
-          <w:b/>
-          <w:bCs/>
-          <w:sz w:val="28"/>
-          <w:szCs w:val="24"/>
-        </w:rPr>
-      </w:pPr>
-      <w:r>
-        <w:rPr>
-          <w:b/>
-          <w:bCs/>
-          <w:sz w:val="28"/>
-          <w:szCs w:val="24"/>
-        </w:rPr>
-        <w:t>5.Требования к программной документации</w:t>
-      </w:r>
-    </w:p>
-    <w:p>
-      <w:pPr>
-        <w:ind w:firstLine="709"/>
-        <w:jc w:val="both"/>
-        <w:rPr>
-          <w:sz w:val="28"/>
-          <w:szCs w:val="24"/>
-        </w:rPr>
-      </w:pPr>
-      <w:r>
-        <w:rPr>
-          <w:sz w:val="28"/>
-          <w:szCs w:val="24"/>
-        </w:rPr>
-        <w:t xml:space="preserve">Программная документация должна содержать следующие документы (см. ГОСТ </w:t>
-      </w:r>
-      <w:r>
-        <w:rPr>
-          <w:sz w:val="28"/>
-          <w:szCs w:val="24"/>
-        </w:rPr>
-        <w:t>19.101-77):</w:t>
+        <w:t>Программная документация должна содержать следующие документы (см. ГОСТ 19.101-77):</w:t>
       </w:r>
     </w:p>
     <w:p>
@@ -2785,14 +2619,7 @@
           <w:sz w:val="28"/>
           <w:szCs w:val="24"/>
         </w:rPr>
-        <w:t xml:space="preserve">Ведомость эксплуатационных документов </w:t>
-      </w:r>
-      <w:r>
-        <w:rPr>
-          <w:sz w:val="28"/>
-          <w:szCs w:val="24"/>
-        </w:rPr>
-        <w:t>(ГОСТ 19.507-79);</w:t>
+        <w:t>Ведомость эксплуатационных документов (ГОСТ 19.507-79);</w:t>
       </w:r>
     </w:p>
     <w:p>
@@ -2910,14 +2737,7 @@
           <w:szCs w:val="24"/>
         </w:rPr>
         <w:lastRenderedPageBreak/>
-        <w:t>Требования к перечисленным документа</w:t>
-      </w:r>
-      <w:r>
-        <w:rPr>
-          <w:sz w:val="28"/>
-          <w:szCs w:val="24"/>
-        </w:rPr>
-        <w:t>м не отличаются от требований, определённых в ЕСПД.</w:t>
+        <w:t>Требования к перечисленным документам не отличаются от требований, определённых в ЕСПД.</w:t>
       </w:r>
     </w:p>
     <w:p>
@@ -2967,14 +2787,7 @@
           <w:sz w:val="28"/>
           <w:szCs w:val="24"/>
         </w:rPr>
-        <w:t>Затраты на разработку сведены в таблицу 1.2. Расчёт является учебной оценкой: трудоёмкость – 48 ч при стоимости часа 300 руб.; отчисления условно приняты равными 30 % о</w:t>
-      </w:r>
-      <w:r>
-        <w:rPr>
-          <w:sz w:val="28"/>
-          <w:szCs w:val="24"/>
-        </w:rPr>
-        <w:t>платы труда, накладные расходы – 20 %.</w:t>
+        <w:t>Затраты на разработку сведены в таблицу 1.2. Расчёт является учебной оценкой: трудоёмкость – 48 ч при стоимости часа 300 руб.; отчисления условно приняты равными 30 % оплаты труда, накладные расходы – 20 %.</w:t>
       </w:r>
     </w:p>
     <w:tbl>
@@ -3323,14 +3136,7 @@
                 <w:sz w:val="28"/>
                 <w:szCs w:val="24"/>
               </w:rPr>
-              <w:t xml:space="preserve">Затраты на оплату </w:t>
-            </w:r>
-            <w:r>
-              <w:rPr>
-                <w:sz w:val="28"/>
-                <w:szCs w:val="24"/>
-              </w:rPr>
-              <w:t>машинного времени</w:t>
+              <w:t>Затраты на оплату машинного времени</w:t>
             </w:r>
           </w:p>
         </w:tc>
@@ -3524,14 +3330,7 @@
           <w:sz w:val="28"/>
           <w:szCs w:val="24"/>
         </w:rPr>
-        <w:t xml:space="preserve">Предполагаемая годовая потребность – один комплект для сервера учебного подразделения. При экономии времени диспетчера 20 мин в день, 250 рабочих днях и стоимости часа 300 руб. годовой эффект составит 25 000 руб., срок окупаемости – около 10,8 месяца. Это </w:t>
-      </w:r>
-      <w:r>
-        <w:rPr>
-          <w:sz w:val="28"/>
-          <w:szCs w:val="24"/>
-        </w:rPr>
-        <w:t>плановые показатели.</w:t>
+        <w:t>Предполагаемая годовая потребность – один комплект для сервера учебного подразделения. При экономии времени диспетчера 20 мин в день, 250 рабочих днях и стоимости часа 300 руб. годовой эффект составит 25 000 руб., срок окупаемости – около 10,8 месяца. Это плановые показатели.</w:t>
       </w:r>
     </w:p>
     <w:p>
@@ -3548,14 +3347,7 @@
           <w:sz w:val="28"/>
           <w:szCs w:val="24"/>
         </w:rPr>
-        <w:t>Аналогом является «1С:Автоматизированное составление расписания. Университет», поддерживающее ручное и автоматическое составление расписаний. Экономическое преимущество учебной системы – отсутствие затрат на приобретение программной пл</w:t>
-      </w:r>
-      <w:r>
-        <w:rPr>
-          <w:sz w:val="28"/>
-          <w:szCs w:val="24"/>
-        </w:rPr>
-        <w:t>атформы и ограниченный состав функций; расписание составляется вручную с автоматической проверкой конфликтов.</w:t>
+        <w:t>Аналогом является «1С:Автоматизированное составление расписания. Университет», поддерживающее ручное и автоматическое составление расписаний. Экономическое преимущество учебной системы – отсутствие затрат на приобретение программной платформы и ограниченный состав функций; расписание составляется вручную с автоматической проверкой конфликтов.</w:t>
       </w:r>
     </w:p>
     <w:p>
@@ -3604,14 +3396,7 @@
           <w:sz w:val="28"/>
           <w:szCs w:val="24"/>
         </w:rPr>
-        <w:t>Общая продолжительность разработки и внедрения системы составляет 12 рабочих дней с момента утверждения ТЗ. Общая сто</w:t>
-      </w:r>
-      <w:r>
-        <w:rPr>
-          <w:sz w:val="28"/>
-          <w:szCs w:val="24"/>
-        </w:rPr>
-        <w:t>имость работ составляет 22 600 руб. График реализации проекта представлен в таблице 1.3. Исполнитель – Блинов Кирилл Игоревич.</w:t>
+        <w:t>Общая продолжительность разработки и внедрения системы составляет 12 рабочих дней с момента утверждения ТЗ. Общая стоимость работ составляет 22 600 руб. График реализации проекта представлен в таблице 1.3. Исполнитель – Блинов Кирилл Игоревич.</w:t>
       </w:r>
     </w:p>
     <w:p>
@@ -3628,14 +3413,7 @@
           <w:sz w:val="28"/>
           <w:szCs w:val="24"/>
         </w:rPr>
-        <w:t>На этапе технического задания подготавливается ТЗ; эскизного проекта – схема системы и макеты форм; технического проекта – описан</w:t>
-      </w:r>
-      <w:r>
-        <w:rPr>
-          <w:sz w:val="28"/>
-          <w:szCs w:val="24"/>
-        </w:rPr>
-        <w:t>ие структуры базы и алгоритмов; рабочего проекта – программный код и документация из раздела 5; внедрения – комплект поставки и протокол испытаний. Результаты этапов представляются преподавателю для согласования и утверждения.</w:t>
+        <w:t>На этапе технического задания подготавливается ТЗ; эскизного проекта – схема системы и макеты форм; технического проекта – описание структуры базы и алгоритмов; рабочего проекта – программный код и документация из раздела 5; внедрения – комплект поставки и протокол испытаний. Результаты этапов представляются преподавателю для согласования и утверждения.</w:t>
       </w:r>
     </w:p>
     <w:tbl>
@@ -3737,16 +3515,7 @@
                 <w:sz w:val="28"/>
                 <w:szCs w:val="24"/>
               </w:rPr>
-              <w:t xml:space="preserve">График </w:t>
-            </w:r>
-            <w:r>
-              <w:rPr>
-                <w:b/>
-                <w:bCs/>
-                <w:sz w:val="28"/>
-                <w:szCs w:val="24"/>
-              </w:rPr>
-              <w:t>реализации проекта</w:t>
+              <w:t>График реализации проекта</w:t>
             </w:r>
           </w:p>
         </w:tc>
@@ -6695,14 +6464,7 @@
           <w:sz w:val="28"/>
           <w:szCs w:val="24"/>
         </w:rPr>
-        <w:t>Проводятся предварительные функциональные и приёмочные испытан</w:t>
-      </w:r>
-      <w:r>
-        <w:rPr>
-          <w:sz w:val="28"/>
-          <w:szCs w:val="24"/>
-        </w:rPr>
-        <w:t>ия: ведение справочников, составление и изменение занятий, проверка конфликтов, публикация, просмотр и выгрузка CSV, проверка доступа и восстановление базы. Проверяются временные требования при 10 000 занятиях и 20 сеансах просмотра.</w:t>
+        <w:t>Проводятся предварительные функциональные и приёмочные испытания: ведение справочников, составление и изменение занятий, проверка конфликтов, публикация, просмотр и выгрузка CSV, проверка доступа и восстановление базы. Проверяются временные требования при 10 000 занятиях и 20 сеансах просмотра.</w:t>
       </w:r>
     </w:p>
     <w:p>
@@ -6719,14 +6481,7 @@
           <w:sz w:val="28"/>
           <w:szCs w:val="24"/>
         </w:rPr>
-        <w:t>Контрольный пример: 02.11.2026 на первой паре группе 12002408 назначено занятие преподавателя Иванова И. И. в аудитории 101. Второе занятие той же группы, преподавателя или аудитории на эту пару должно быть отклонено. После выбора свободного времени и ауди</w:t>
-      </w:r>
-      <w:r>
-        <w:rPr>
-          <w:sz w:val="28"/>
-          <w:szCs w:val="24"/>
-        </w:rPr>
-        <w:t>тории запись сохраняется и может быть опубликована.</w:t>
+        <w:t>Контрольный пример: 02.11.2026 на первой паре группе 12002408 назначено занятие преподавателя Иванова И. И. в аудитории 101. Второе занятие той же группы, преподавателя или аудитории на эту пару должно быть отклонено. После выбора свободного времени и аудитории запись сохраняется и может быть опубликована.</w:t>
       </w:r>
     </w:p>
     <w:p>
@@ -6743,14 +6498,7 @@
           <w:sz w:val="28"/>
           <w:szCs w:val="24"/>
         </w:rPr>
-        <w:t>Заказчик в течение 5 рабочих дней со дня получения работы оценивает соответствие системы ТЗ и направляет разработчику подписанный акт или мотивированный отказ. Система принимается при выполнении требовани</w:t>
-      </w:r>
-      <w:r>
-        <w:rPr>
-          <w:sz w:val="28"/>
-          <w:szCs w:val="24"/>
-        </w:rPr>
-        <w:t>й разделов 4 и 5 и отсутствии ошибок, мешающих работе.</w:t>
+        <w:t>Заказчик в течение 5 рабочих дней со дня получения работы оценивает соответствие системы ТЗ и направляет разработчику подписанный акт или мотивированный отказ. Система принимается при выполнении требований разделов 4 и 5 и отсутствии ошибок, мешающих работе.</w:t>
       </w:r>
     </w:p>
     <w:p>
@@ -6767,14 +6515,7 @@
           <w:sz w:val="28"/>
           <w:szCs w:val="24"/>
         </w:rPr>
-        <w:t>В случае мотивированного отказа составляется перечень необходимых доработок и сроков их выполнения. Разработчик устраняет выявленные недостатки в согласованный срок, но не более 20 дней, после чего про</w:t>
-      </w:r>
-      <w:r>
-        <w:rPr>
-          <w:sz w:val="28"/>
-          <w:szCs w:val="24"/>
-        </w:rPr>
-        <w:t>водятся повторные испытания.</w:t>
+        <w:t>В случае мотивированного отказа составляется перечень необходимых доработок и сроков их выполнения. Разработчик устраняет выявленные недостатки в согласованный срок, но не более 20 дней, после чего проводятся повторные испытания.</w:t>
       </w:r>
     </w:p>
     <w:sectPr>

--- a/методы проектирования/Лабораторная работа 1/лабораторная_1.docx
+++ b/методы проектирования/Лабораторная работа 1/лабораторная_1.docx
@@ -695,7 +695,7 @@
           <w:sz w:val="28"/>
           <w:szCs w:val="24"/>
         </w:rPr>
-        <w:t>Под автоматизацией расписания университета подразумевается ведение учебных групп, преподавателей, дисциплин и аудиторий, составление занятий, проверка конфликтов и публикация расписания. Диспетчер вносит занятия вручную, а студенты и преподаватели просматривают опубликованные данные. Система предназначена для одного учебного подразделения университета.</w:t>
+        <w:t>Система предназначена для расписания одного учебного подразделения университета. Администратор редактирует аудитории, составляет и изменяет занятия, по запросу добавляет мероприятия. Перед сохранением проверяются пересечения. Студенты и преподаватели просматривают сохранённое расписание.</w:t>
       </w:r>
     </w:p>
     <w:p>
@@ -813,7 +813,7 @@
           <w:sz w:val="28"/>
           <w:szCs w:val="24"/>
         </w:rPr>
-        <w:t>Хранение информации об учебных группах, преподавателях, дисциплинах и аудиториях.</w:t>
+        <w:t>Редактирование аудиторий с сохранением связей с занятиями и мероприятиями.</w:t>
       </w:r>
     </w:p>
     <w:p>
@@ -833,7 +833,7 @@
           <w:sz w:val="28"/>
           <w:szCs w:val="24"/>
         </w:rPr>
-        <w:t>Составление и изменение расписания учебных занятий.</w:t>
+        <w:t>Составление расписания и изменение учебных занятий.</w:t>
       </w:r>
     </w:p>
     <w:p>
@@ -853,7 +853,7 @@
           <w:sz w:val="28"/>
           <w:szCs w:val="24"/>
         </w:rPr>
-        <w:t>Проверка занятости групп, преподавателей и аудиторий.</w:t>
+        <w:t>Проверка расписания на пересечения по аудитории, группе и преподавателю.</w:t>
       </w:r>
     </w:p>
     <w:p>
@@ -873,7 +873,7 @@
           <w:sz w:val="28"/>
           <w:szCs w:val="24"/>
         </w:rPr>
-        <w:t>Публикация проверенного расписания.</w:t>
+        <w:t>Добавление мероприятий при составлении расписания по запросу администратора.</w:t>
       </w:r>
     </w:p>
     <w:p>
@@ -893,7 +893,7 @@
           <w:sz w:val="28"/>
           <w:szCs w:val="24"/>
         </w:rPr>
-        <w:t>Просмотр расписания и его сохранение в CSV.</w:t>
+        <w:t>Просмотр расписания занятий и мероприятий.</w:t>
       </w:r>
     </w:p>
     <w:p>
@@ -910,7 +910,7 @@
           <w:sz w:val="28"/>
           <w:szCs w:val="24"/>
         </w:rPr>
-        <w:t>Эксплуатационное назначение системы – ежедневная работа диспетчера учебного подразделения и просмотр расписания студентами и преподавателями через браузер.</w:t>
+        <w:t>Эксплуатационное назначение системы – ежедневная работа администратора учебного подразделения и просмотр расписания студентами и преподавателями через браузер.</w:t>
       </w:r>
     </w:p>
     <w:p>
@@ -997,7 +997,7 @@
           <w:sz w:val="28"/>
           <w:szCs w:val="24"/>
         </w:rPr>
-        <w:t>1.Ввод, вывод, редактирование и хранение информации об учебных группах:</w:t>
+        <w:t>1.Редактирование аудиторий:</w:t>
       </w:r>
     </w:p>
     <w:p>
@@ -1017,7 +1017,7 @@
           <w:sz w:val="28"/>
           <w:szCs w:val="24"/>
         </w:rPr>
-        <w:t>код группы;</w:t>
+        <w:t>неизменяемый код аудитории;</w:t>
       </w:r>
     </w:p>
     <w:p>
@@ -1037,7 +1037,7 @@
           <w:sz w:val="28"/>
           <w:szCs w:val="24"/>
         </w:rPr>
-        <w:t>наименование группы;</w:t>
+        <w:t>номер и учебный корпус;</w:t>
       </w:r>
     </w:p>
     <w:p>
@@ -1057,7 +1057,7 @@
           <w:sz w:val="28"/>
           <w:szCs w:val="24"/>
         </w:rPr>
-        <w:t>курс;</w:t>
+        <w:t>тип: учебная аудитория, лаборатория или студия;</w:t>
       </w:r>
     </w:p>
     <w:p>
@@ -1077,31 +1077,11 @@
           <w:sz w:val="28"/>
           <w:szCs w:val="24"/>
         </w:rPr>
-        <w:t>численность студентов.</w:t>
-      </w:r>
-    </w:p>
-    <w:p>
-      <w:pPr>
-        <w:keepNext/>
-        <w:ind w:firstLine="709"/>
-        <w:jc w:val="both"/>
-        <w:rPr>
-          <w:sz w:val="28"/>
-          <w:szCs w:val="24"/>
-        </w:rPr>
-      </w:pPr>
-      <w:r>
-        <w:rPr>
-          <w:sz w:val="28"/>
-          <w:szCs w:val="24"/>
-        </w:rPr>
-        <w:lastRenderedPageBreak/>
-        <w:t>2.Ввод, вывод, редактирование и хранение информации о преподавателях:</w:t>
-      </w:r>
-    </w:p>
-    <w:p>
-      <w:pPr>
-        <w:keepNext/>
+        <w:t>вместимость;</w:t>
+      </w:r>
+    </w:p>
+    <w:p>
+      <w:pPr>
         <w:numPr>
           <w:ilvl w:val="0"/>
           <w:numId w:val="14"/>
@@ -1117,12 +1097,45 @@
           <w:sz w:val="28"/>
           <w:szCs w:val="24"/>
         </w:rPr>
-        <w:t>код преподавателя;</w:t>
-      </w:r>
-    </w:p>
-    <w:p>
-      <w:pPr>
-        <w:keepNext/>
+        <w:t>примечание об оборудовании.</w:t>
+      </w:r>
+    </w:p>
+    <w:p>
+      <w:pPr>
+        <w:ind w:firstLine="709"/>
+        <w:jc w:val="both"/>
+        <w:rPr>
+          <w:sz w:val="28"/>
+          <w:szCs w:val="24"/>
+        </w:rPr>
+      </w:pPr>
+      <w:r>
+        <w:rPr>
+          <w:sz w:val="28"/>
+          <w:szCs w:val="24"/>
+        </w:rPr>
+        <w:t>Занятия и мероприятия связаны с аудиторией по её коду. Изменение номера, корпуса или типа не разрывает эти связи. Уменьшение вместимости ниже численности назначенной группы блокируется. Используемая аудитория не удаляется.</w:t>
+      </w:r>
+    </w:p>
+    <w:p>
+      <w:pPr>
+        <w:ind w:firstLine="709"/>
+        <w:jc w:val="both"/>
+        <w:rPr>
+          <w:sz w:val="28"/>
+          <w:szCs w:val="24"/>
+        </w:rPr>
+      </w:pPr>
+      <w:r>
+        <w:rPr>
+          <w:sz w:val="28"/>
+          <w:szCs w:val="24"/>
+        </w:rPr>
+        <w:t>2.Составление расписания и изменение учебных занятий:</w:t>
+      </w:r>
+    </w:p>
+    <w:p>
+      <w:pPr>
         <w:numPr>
           <w:ilvl w:val="0"/>
           <w:numId w:val="14"/>
@@ -1138,7 +1151,7 @@
           <w:sz w:val="28"/>
           <w:szCs w:val="24"/>
         </w:rPr>
-        <w:t>ФИО преподавателя;</w:t>
+        <w:t>код записи и наименование дисциплины;</w:t>
       </w:r>
     </w:p>
     <w:p>
@@ -1158,24 +1171,7 @@
           <w:sz w:val="28"/>
           <w:szCs w:val="24"/>
         </w:rPr>
-        <w:t>кафедра.</w:t>
-      </w:r>
-    </w:p>
-    <w:p>
-      <w:pPr>
-        <w:ind w:firstLine="709"/>
-        <w:jc w:val="both"/>
-        <w:rPr>
-          <w:sz w:val="28"/>
-          <w:szCs w:val="24"/>
-        </w:rPr>
-      </w:pPr>
-      <w:r>
-        <w:rPr>
-          <w:sz w:val="28"/>
-          <w:szCs w:val="24"/>
-        </w:rPr>
-        <w:t>3.Ввод, вывод, редактирование и хранение информации об аудиториях:</w:t>
+        <w:t>дата и номер учебной пары;</w:t>
       </w:r>
     </w:p>
     <w:p>
@@ -1195,7 +1191,7 @@
           <w:sz w:val="28"/>
           <w:szCs w:val="24"/>
         </w:rPr>
-        <w:t>код и номер аудитории;</w:t>
+        <w:t>учебная группа и преподаватель;</w:t>
       </w:r>
     </w:p>
     <w:p>
@@ -1215,7 +1211,41 @@
           <w:sz w:val="28"/>
           <w:szCs w:val="24"/>
         </w:rPr>
-        <w:t>учебный корпус;</w:t>
+        <w:t>аудитория и вид занятия.</w:t>
+      </w:r>
+    </w:p>
+    <w:p>
+      <w:pPr>
+        <w:ind w:firstLine="709"/>
+        <w:jc w:val="both"/>
+        <w:rPr>
+          <w:sz w:val="28"/>
+          <w:szCs w:val="24"/>
+        </w:rPr>
+      </w:pPr>
+      <w:r>
+        <w:rPr>
+          <w:sz w:val="28"/>
+          <w:szCs w:val="24"/>
+        </w:rPr>
+        <w:t>Администратор выбирает неделю и заполняет занятия вручную. Данные групп, преподавателей и дисциплин заранее размещены в базе; аудитория выбирается из имеющихся записей.</w:t>
+      </w:r>
+    </w:p>
+    <w:p>
+      <w:pPr>
+        <w:ind w:firstLine="709"/>
+        <w:jc w:val="both"/>
+        <w:rPr>
+          <w:sz w:val="28"/>
+          <w:szCs w:val="24"/>
+        </w:rPr>
+      </w:pPr>
+      <w:r>
+        <w:rPr>
+          <w:sz w:val="28"/>
+          <w:szCs w:val="24"/>
+        </w:rPr>
+        <w:t>3.Добавление мероприятия по запросу администратора при составлении расписания:</w:t>
       </w:r>
     </w:p>
     <w:p>
@@ -1235,7 +1265,7 @@
           <w:sz w:val="28"/>
           <w:szCs w:val="24"/>
         </w:rPr>
-        <w:t>вместимость;</w:t>
+        <w:t>название и вид: собрание, конференция или встреча;</w:t>
       </w:r>
     </w:p>
     <w:p>
@@ -1255,24 +1285,7 @@
           <w:sz w:val="28"/>
           <w:szCs w:val="24"/>
         </w:rPr>
-        <w:t>примечание об оборудовании.</w:t>
-      </w:r>
-    </w:p>
-    <w:p>
-      <w:pPr>
-        <w:ind w:firstLine="709"/>
-        <w:jc w:val="both"/>
-        <w:rPr>
-          <w:sz w:val="28"/>
-          <w:szCs w:val="24"/>
-        </w:rPr>
-      </w:pPr>
-      <w:r>
-        <w:rPr>
-          <w:sz w:val="28"/>
-          <w:szCs w:val="24"/>
-        </w:rPr>
-        <w:t>4.Ввод, вывод, редактирование и хранение информации о дисциплинах и занятиях:</w:t>
+        <w:t>дата, номер пары и аудитория;</w:t>
       </w:r>
     </w:p>
     <w:p>
@@ -1292,7 +1305,7 @@
           <w:sz w:val="28"/>
           <w:szCs w:val="24"/>
         </w:rPr>
-        <w:t>код и наименование дисциплины;</w:t>
+        <w:t>группа участников и ответственный преподаватель;</w:t>
       </w:r>
     </w:p>
     <w:p>
@@ -1312,7 +1325,92 @@
           <w:sz w:val="28"/>
           <w:szCs w:val="24"/>
         </w:rPr>
-        <w:t>дата и номер учебной пары;</w:t>
+        <w:t>статус: запланировано или отменено; описание при необходимости.</w:t>
+      </w:r>
+    </w:p>
+    <w:p>
+      <w:pPr>
+        <w:ind w:firstLine="709"/>
+        <w:jc w:val="both"/>
+        <w:rPr>
+          <w:sz w:val="28"/>
+          <w:szCs w:val="24"/>
+        </w:rPr>
+      </w:pPr>
+      <w:r>
+        <w:rPr>
+          <w:sz w:val="28"/>
+          <w:szCs w:val="24"/>
+        </w:rPr>
+        <w:t>Расписание можно составить без мероприятий. При выборе «Добавить мероприятие» его данные включаются в выбранную неделю и сохраняются после общей проверки. При составлении также можно отменить ранее добавленное мероприятие.</w:t>
+      </w:r>
+    </w:p>
+    <w:p>
+      <w:pPr>
+        <w:ind w:firstLine="709"/>
+        <w:jc w:val="both"/>
+        <w:rPr>
+          <w:sz w:val="28"/>
+          <w:szCs w:val="24"/>
+        </w:rPr>
+      </w:pPr>
+      <w:r>
+        <w:rPr>
+          <w:sz w:val="28"/>
+          <w:szCs w:val="24"/>
+        </w:rPr>
+        <w:t>4.Проверка расписания на пересечения перед сохранением:</w:t>
+      </w:r>
+    </w:p>
+    <w:p>
+      <w:pPr>
+        <w:ind w:firstLine="709"/>
+        <w:jc w:val="both"/>
+        <w:rPr>
+          <w:sz w:val="28"/>
+          <w:szCs w:val="24"/>
+        </w:rPr>
+      </w:pPr>
+      <w:r>
+        <w:rPr>
+          <w:sz w:val="28"/>
+          <w:szCs w:val="24"/>
+        </w:rPr>
+        <w:t>Для одной даты и пары аудитория, группа и преподаватель не должны участвовать в другом занятии или запланированном мероприятии. Отменённые мероприятия не занимают время. При изменении записи её прежнее состояние исключается из проверки. Дополнительно проверяется вместимость аудитории. При ошибке сохранение блокируется с указанием причины.</w:t>
+      </w:r>
+    </w:p>
+    <w:p>
+      <w:pPr>
+        <w:ind w:firstLine="709"/>
+        <w:jc w:val="both"/>
+        <w:rPr>
+          <w:sz w:val="28"/>
+          <w:szCs w:val="24"/>
+        </w:rPr>
+      </w:pPr>
+      <w:r>
+        <w:rPr>
+          <w:sz w:val="28"/>
+          <w:szCs w:val="24"/>
+        </w:rPr>
+        <w:t>5.Просмотр сохранённого расписания занятий и мероприятий по группе, преподавателю, аудитории и периоду. Студенты и преподаватели получают доступ только к просмотру. Сохранённые изменения сразу доступны пользователям.</w:t>
+      </w:r>
+    </w:p>
+    <w:p>
+      <w:pPr>
+        <w:ind w:firstLine="709"/>
+        <w:jc w:val="both"/>
+        <w:rPr>
+          <w:sz w:val="28"/>
+          <w:szCs w:val="24"/>
+        </w:rPr>
+      </w:pPr>
+      <w:r>
+        <w:rPr>
+          <w:sz w:val="28"/>
+          <w:szCs w:val="24"/>
+        </w:rPr>
+        <w:t>Входной информацией системы является:</w:t>
       </w:r>
     </w:p>
     <w:p>
@@ -1332,7 +1430,7 @@
           <w:sz w:val="28"/>
           <w:szCs w:val="24"/>
         </w:rPr>
-        <w:t>учебная группа и преподаватель;</w:t>
+        <w:t>исходные сведения о группах, преподавателях и дисциплинах;</w:t>
       </w:r>
     </w:p>
     <w:p>
@@ -1352,7 +1450,7 @@
           <w:sz w:val="28"/>
           <w:szCs w:val="24"/>
         </w:rPr>
-        <w:t>аудитория и вид занятия;</w:t>
+        <w:t>данные аудиторий, занятий и мероприятий;</w:t>
       </w:r>
     </w:p>
     <w:p>
@@ -1372,7 +1470,7 @@
           <w:sz w:val="28"/>
           <w:szCs w:val="24"/>
         </w:rPr>
-        <w:t>принадлежность к рабочему или опубликованному расписанию.</w:t>
+        <w:t>период и параметры отбора для просмотра.</w:t>
       </w:r>
     </w:p>
     <w:p>
@@ -1389,24 +1487,7 @@
           <w:sz w:val="28"/>
           <w:szCs w:val="24"/>
         </w:rPr>
-        <w:t>При добавлении и изменении занятия проверяются совпадения даты и номера пары. В это время группа, преподаватель и аудитория не должны участвовать в другом занятии. Вместимость аудитории должна быть не меньше численности группы. При нарушении условия сохранение блокируется с указанием причины.</w:t>
-      </w:r>
-    </w:p>
-    <w:p>
-      <w:pPr>
-        <w:ind w:firstLine="709"/>
-        <w:jc w:val="both"/>
-        <w:rPr>
-          <w:sz w:val="28"/>
-          <w:szCs w:val="24"/>
-        </w:rPr>
-      </w:pPr>
-      <w:r>
-        <w:rPr>
-          <w:sz w:val="28"/>
-          <w:szCs w:val="24"/>
-        </w:rPr>
-        <w:t>5.Публикация расписания и предоставление доступа к просмотру:</w:t>
+        <w:t>Выходной информацией системы является:</w:t>
       </w:r>
     </w:p>
     <w:p>
@@ -1426,7 +1507,7 @@
           <w:sz w:val="28"/>
           <w:szCs w:val="24"/>
         </w:rPr>
-        <w:t>рабочее расписание на выбранную неделю;</w:t>
+        <w:t>расписание группы, преподавателя или аудитории;</w:t>
       </w:r>
     </w:p>
     <w:p>
@@ -1446,7 +1527,7 @@
           <w:sz w:val="28"/>
           <w:szCs w:val="24"/>
         </w:rPr>
-        <w:t>опубликованное расписание;</w:t>
+        <w:t>список мероприятий с их описанием и статусом;</w:t>
       </w:r>
     </w:p>
     <w:p>
@@ -1466,7 +1547,7 @@
           <w:sz w:val="28"/>
           <w:szCs w:val="24"/>
         </w:rPr>
-        <w:t>отбор по группе, преподавателю, аудитории и периоду.</w:t>
+        <w:t>сообщения о пересечениях и недостаточной вместимости.</w:t>
       </w:r>
     </w:p>
     <w:p>
@@ -1483,7 +1564,33 @@
           <w:sz w:val="28"/>
           <w:szCs w:val="24"/>
         </w:rPr>
-        <w:t>Диспетчер составляет и редактирует рабочий вариант. Перед публикацией проверяется вся выбранная неделя. Опубликованная версия заменяется только после успешной проверки; редактирование рабочего варианта само по себе не изменяет доступное пользователям расписание.</w:t>
+        <w:t>При объёме до 10 000 занятий и мероприятий поиск и сохранение записи должны занимать не более 2 с, проверка расписания недели – не более 5 с при 20 одновременных сеансах просмотра.</w:t>
+      </w:r>
+    </w:p>
+    <w:p>
+      <w:pPr>
+        <w:keepNext/>
+      </w:pPr>
+    </w:p>
+    <w:p>
+      <w:pPr>
+        <w:keepNext/>
+        <w:jc w:val="center"/>
+        <w:rPr>
+          <w:b/>
+          <w:bCs/>
+          <w:sz w:val="28"/>
+          <w:szCs w:val="24"/>
+        </w:rPr>
+      </w:pPr>
+      <w:r>
+        <w:rPr>
+          <w:b/>
+          <w:bCs/>
+          <w:sz w:val="28"/>
+          <w:szCs w:val="24"/>
+        </w:rPr>
+        <w:t>4.2. Требования к надежности</w:t>
       </w:r>
     </w:p>
     <w:p>
@@ -1500,41 +1607,7 @@
           <w:sz w:val="28"/>
           <w:szCs w:val="24"/>
         </w:rPr>
-        <w:t>6.Сохранение выбранного опубликованного расписания в CSV и подготовка его к печати средствами браузера.</w:t>
-      </w:r>
-    </w:p>
-    <w:p>
-      <w:pPr>
-        <w:ind w:firstLine="709"/>
-        <w:jc w:val="both"/>
-        <w:rPr>
-          <w:sz w:val="28"/>
-          <w:szCs w:val="24"/>
-        </w:rPr>
-      </w:pPr>
-      <w:r>
-        <w:rPr>
-          <w:sz w:val="28"/>
-          <w:szCs w:val="24"/>
-        </w:rPr>
-        <w:t>Входной информацией системы является:</w:t>
-      </w:r>
-    </w:p>
-    <w:p>
-      <w:pPr>
-        <w:ind w:firstLine="709"/>
-        <w:jc w:val="both"/>
-        <w:rPr>
-          <w:sz w:val="28"/>
-          <w:szCs w:val="24"/>
-        </w:rPr>
-      </w:pPr>
-      <w:r>
-        <w:rPr>
-          <w:sz w:val="28"/>
-          <w:szCs w:val="24"/>
-        </w:rPr>
-        <w:t>1.Справочная информация:</w:t>
+        <w:t>Система должна:</w:t>
       </w:r>
     </w:p>
     <w:p>
@@ -1554,7 +1627,7 @@
           <w:sz w:val="28"/>
           <w:szCs w:val="24"/>
         </w:rPr>
-        <w:t>сведения об учебных группах и преподавателях;</w:t>
+        <w:t>проводить контроль обязательных полей, дат, номеров пар и численности групп;</w:t>
       </w:r>
     </w:p>
     <w:p>
@@ -1574,24 +1647,7 @@
           <w:sz w:val="28"/>
           <w:szCs w:val="24"/>
         </w:rPr>
-        <w:t>сведения о дисциплинах и аудиториях.</w:t>
-      </w:r>
-    </w:p>
-    <w:p>
-      <w:pPr>
-        <w:ind w:firstLine="709"/>
-        <w:jc w:val="both"/>
-        <w:rPr>
-          <w:sz w:val="28"/>
-          <w:szCs w:val="24"/>
-        </w:rPr>
-      </w:pPr>
-      <w:r>
-        <w:rPr>
-          <w:sz w:val="28"/>
-          <w:szCs w:val="24"/>
-        </w:rPr>
-        <w:t>2.Информация о занятиях:</w:t>
+        <w:t>блокировать сохранение пересекающихся занятий и запланированных мероприятий;</w:t>
       </w:r>
     </w:p>
     <w:p>
@@ -1611,7 +1667,7 @@
           <w:sz w:val="28"/>
           <w:szCs w:val="24"/>
         </w:rPr>
-        <w:t>дата, номер пары и вид занятия;</w:t>
+        <w:t>обеспечивать целостность связей между группами, преподавателями, дисциплинами, аудиториями, занятиями и мероприятиями;</w:t>
       </w:r>
     </w:p>
     <w:p>
@@ -1631,7 +1687,7 @@
           <w:sz w:val="28"/>
           <w:szCs w:val="24"/>
         </w:rPr>
-        <w:t>группа, преподаватель, дисциплина и аудитория.</w:t>
+        <w:t>создавать резервную копию базы после рабочего дня и обеспечивать восстановление из неё не более чем за 15 мин.</w:t>
       </w:r>
     </w:p>
     <w:p>
@@ -1648,7 +1704,105 @@
           <w:sz w:val="28"/>
           <w:szCs w:val="24"/>
         </w:rPr>
-        <w:t>3.Информация для публикации и просмотра:</w:t>
+        <w:t>После сбоя запуск системы должен выполняться в течение 5 мин после восстановления работоспособности компьютера. При восстановлении из копии допустима потеря изменений, внесённых после последнего копирования.</w:t>
+      </w:r>
+    </w:p>
+    <w:p>
+      <w:pPr>
+        <w:keepNext/>
+        <w:ind w:firstLine="709"/>
+        <w:jc w:val="both"/>
+        <w:rPr>
+          <w:sz w:val="28"/>
+          <w:szCs w:val="24"/>
+        </w:rPr>
+      </w:pPr>
+    </w:p>
+    <w:p>
+      <w:pPr>
+        <w:keepNext/>
+        <w:jc w:val="center"/>
+        <w:rPr>
+          <w:b/>
+          <w:bCs/>
+          <w:sz w:val="28"/>
+          <w:szCs w:val="24"/>
+        </w:rPr>
+      </w:pPr>
+      <w:r>
+        <w:rPr>
+          <w:b/>
+          <w:bCs/>
+          <w:sz w:val="28"/>
+          <w:szCs w:val="24"/>
+        </w:rPr>
+        <w:t>4.3. Условия эксплуатации</w:t>
+      </w:r>
+    </w:p>
+    <w:p>
+      <w:pPr>
+        <w:ind w:firstLine="709"/>
+        <w:jc w:val="both"/>
+        <w:rPr>
+          <w:sz w:val="28"/>
+          <w:szCs w:val="24"/>
+        </w:rPr>
+      </w:pPr>
+      <w:r>
+        <w:rPr>
+          <w:sz w:val="28"/>
+          <w:szCs w:val="24"/>
+        </w:rPr>
+        <w:t>Системой пользуются один администратор и студенты и преподаватели в режиме просмотра. Администратор должен иметь базовые навыки работы с браузером. Сервер эксплуатируется в помещении при температуре от 15 до 30 °C и влажности от 30 до 75 % без конденсации, в пределах требований изготовителя ПК. Установку и резервное копирование выполняет сотрудник с навыками обслуживания компьютера.</w:t>
+      </w:r>
+    </w:p>
+    <w:p>
+      <w:pPr>
+        <w:keepNext/>
+        <w:ind w:firstLine="709"/>
+        <w:jc w:val="both"/>
+        <w:rPr>
+          <w:sz w:val="28"/>
+          <w:szCs w:val="24"/>
+        </w:rPr>
+      </w:pPr>
+    </w:p>
+    <w:p>
+      <w:pPr>
+        <w:keepNext/>
+        <w:jc w:val="center"/>
+        <w:rPr>
+          <w:b/>
+          <w:bCs/>
+          <w:sz w:val="28"/>
+          <w:szCs w:val="24"/>
+        </w:rPr>
+      </w:pPr>
+      <w:r>
+        <w:rPr>
+          <w:b/>
+          <w:bCs/>
+          <w:sz w:val="28"/>
+          <w:szCs w:val="24"/>
+        </w:rPr>
+        <w:t>4.4. Требования к составу и параметрам технических средств</w:t>
+      </w:r>
+    </w:p>
+    <w:p>
+      <w:pPr>
+        <w:ind w:firstLine="709"/>
+        <w:jc w:val="both"/>
+        <w:rPr>
+          <w:sz w:val="28"/>
+          <w:szCs w:val="24"/>
+        </w:rPr>
+      </w:pPr>
+      <w:r>
+        <w:rPr>
+          <w:sz w:val="28"/>
+          <w:szCs w:val="24"/>
+        </w:rPr>
+        <w:t>Для размещения сервера системы необходим персональный компьютер со следующими характеристиками:</w:t>
       </w:r>
     </w:p>
     <w:p>
@@ -1668,7 +1822,7 @@
           <w:sz w:val="28"/>
           <w:szCs w:val="24"/>
         </w:rPr>
-        <w:t>неделя, выбранная для публикации;</w:t>
+        <w:t>двухъядерный процессор с частотой не менее 2 ГГц;</w:t>
       </w:r>
     </w:p>
     <w:p>
@@ -1688,60 +1842,7 @@
           <w:sz w:val="28"/>
           <w:szCs w:val="24"/>
         </w:rPr>
-        <w:t>группа, преподаватель или аудитория и период просмотра.</w:t>
-      </w:r>
-    </w:p>
-    <w:p>
-      <w:pPr>
-        <w:keepNext/>
-        <w:ind w:firstLine="709"/>
-        <w:jc w:val="both"/>
-        <w:rPr>
-          <w:sz w:val="28"/>
-          <w:szCs w:val="24"/>
-        </w:rPr>
-      </w:pPr>
-      <w:r>
-        <w:rPr>
-          <w:sz w:val="28"/>
-          <w:szCs w:val="24"/>
-        </w:rPr>
-        <w:lastRenderedPageBreak/>
-        <w:t>Выходной информацией системы является:</w:t>
-      </w:r>
-    </w:p>
-    <w:p>
-      <w:pPr>
-        <w:ind w:firstLine="709"/>
-        <w:jc w:val="both"/>
-        <w:rPr>
-          <w:sz w:val="28"/>
-          <w:szCs w:val="24"/>
-        </w:rPr>
-      </w:pPr>
-      <w:r>
-        <w:rPr>
-          <w:sz w:val="28"/>
-          <w:szCs w:val="24"/>
-        </w:rPr>
-        <w:t>1.Рабочее расписание и сообщения о найденных конфликтах.</w:t>
-      </w:r>
-    </w:p>
-    <w:p>
-      <w:pPr>
-        <w:ind w:firstLine="709"/>
-        <w:jc w:val="both"/>
-        <w:rPr>
-          <w:sz w:val="28"/>
-          <w:szCs w:val="24"/>
-        </w:rPr>
-      </w:pPr>
-      <w:r>
-        <w:rPr>
-          <w:sz w:val="28"/>
-          <w:szCs w:val="24"/>
-        </w:rPr>
-        <w:t>2.Отчёты. Минимальный перечень формируемых отчётов следующий:</w:t>
+        <w:t>оперативная память не менее 4 ГБ;</w:t>
       </w:r>
     </w:p>
     <w:p>
@@ -1761,7 +1862,7 @@
           <w:sz w:val="28"/>
           <w:szCs w:val="24"/>
         </w:rPr>
-        <w:t>расписание учебной группы;</w:t>
+        <w:t>свободное место на диске не менее 1 ГБ;</w:t>
       </w:r>
     </w:p>
     <w:p>
@@ -1781,7 +1882,7 @@
           <w:sz w:val="28"/>
           <w:szCs w:val="24"/>
         </w:rPr>
-        <w:t>расписание преподавателя;</w:t>
+        <w:t>подключение к локальной сети университета;</w:t>
       </w:r>
     </w:p>
     <w:p>
@@ -1801,7 +1902,7 @@
           <w:sz w:val="28"/>
           <w:szCs w:val="24"/>
         </w:rPr>
-        <w:t>расписание аудитории;</w:t>
+        <w:t>компьютеры пользователей с браузером; принтер А4 при необходимости печати;</w:t>
       </w:r>
     </w:p>
     <w:p>
@@ -1821,44 +1922,8 @@
           <w:sz w:val="28"/>
           <w:szCs w:val="24"/>
         </w:rPr>
-        <w:t>опубликованное расписание за неделю;</w:t>
-      </w:r>
-    </w:p>
-    <w:p>
-      <w:pPr>
-        <w:numPr>
-          <w:ilvl w:val="0"/>
-          <w:numId w:val="14"/>
-        </w:numPr>
-        <w:jc w:val="both"/>
-        <w:rPr>
-          <w:sz w:val="28"/>
-          <w:szCs w:val="24"/>
-        </w:rPr>
-      </w:pPr>
-      <w:r>
-        <w:rPr>
-          <w:sz w:val="28"/>
-          <w:szCs w:val="24"/>
-        </w:rPr>
-        <w:t>файл CSV с выбранным расписанием.</w:t>
-      </w:r>
-    </w:p>
-    <w:p>
-      <w:pPr>
-        <w:ind w:firstLine="709"/>
-        <w:jc w:val="both"/>
-        <w:rPr>
-          <w:sz w:val="28"/>
-          <w:szCs w:val="24"/>
-        </w:rPr>
-      </w:pPr>
-      <w:r>
-        <w:rPr>
-          <w:sz w:val="28"/>
-          <w:szCs w:val="24"/>
-        </w:rPr>
-        <w:t>При объёме базы до 10 000 занятий поиск и сохранение записи должны выполняться не более чем за 2 с, проверка и публикация недели – не более чем за 5 с при 20 одновременных сеансах просмотра.</w:t>
+        <w:lastRenderedPageBreak/>
+        <w:t>отдельный носитель для резервной копии базы данных.</w:t>
       </w:r>
     </w:p>
     <w:p>
@@ -1890,7 +1955,7 @@
           <w:sz w:val="28"/>
           <w:szCs w:val="24"/>
         </w:rPr>
-        <w:t>4.2. Требования к надежности</w:t>
+        <w:t>4.5. Требования к информационной и программной совместимости</w:t>
       </w:r>
     </w:p>
     <w:p>
@@ -1907,87 +1972,7 @@
           <w:sz w:val="28"/>
           <w:szCs w:val="24"/>
         </w:rPr>
-        <w:t>Система должна:</w:t>
-      </w:r>
-    </w:p>
-    <w:p>
-      <w:pPr>
-        <w:numPr>
-          <w:ilvl w:val="0"/>
-          <w:numId w:val="14"/>
-        </w:numPr>
-        <w:jc w:val="both"/>
-        <w:rPr>
-          <w:sz w:val="28"/>
-          <w:szCs w:val="24"/>
-        </w:rPr>
-      </w:pPr>
-      <w:r>
-        <w:rPr>
-          <w:sz w:val="28"/>
-          <w:szCs w:val="24"/>
-        </w:rPr>
-        <w:t>проводить контроль обязательных полей, дат, номеров пар и численности групп;</w:t>
-      </w:r>
-    </w:p>
-    <w:p>
-      <w:pPr>
-        <w:numPr>
-          <w:ilvl w:val="0"/>
-          <w:numId w:val="14"/>
-        </w:numPr>
-        <w:jc w:val="both"/>
-        <w:rPr>
-          <w:sz w:val="28"/>
-          <w:szCs w:val="24"/>
-        </w:rPr>
-      </w:pPr>
-      <w:r>
-        <w:rPr>
-          <w:sz w:val="28"/>
-          <w:szCs w:val="24"/>
-        </w:rPr>
-        <w:t>блокировать конфликтующие занятия и публикацию расписания с ошибками;</w:t>
-      </w:r>
-    </w:p>
-    <w:p>
-      <w:pPr>
-        <w:numPr>
-          <w:ilvl w:val="0"/>
-          <w:numId w:val="14"/>
-        </w:numPr>
-        <w:jc w:val="both"/>
-        <w:rPr>
-          <w:sz w:val="28"/>
-          <w:szCs w:val="24"/>
-        </w:rPr>
-      </w:pPr>
-      <w:r>
-        <w:rPr>
-          <w:sz w:val="28"/>
-          <w:szCs w:val="24"/>
-        </w:rPr>
-        <w:t>обеспечивать целостность связей между группами, преподавателями, дисциплинами, аудиториями и занятиями;</w:t>
-      </w:r>
-    </w:p>
-    <w:p>
-      <w:pPr>
-        <w:numPr>
-          <w:ilvl w:val="0"/>
-          <w:numId w:val="14"/>
-        </w:numPr>
-        <w:jc w:val="both"/>
-        <w:rPr>
-          <w:sz w:val="28"/>
-          <w:szCs w:val="24"/>
-        </w:rPr>
-      </w:pPr>
-      <w:r>
-        <w:rPr>
-          <w:sz w:val="28"/>
-          <w:szCs w:val="24"/>
-        </w:rPr>
-        <w:t>создавать резервную копию базы после рабочего дня и обеспечивать восстановление из неё не более чем за 15 мин.</w:t>
+        <w:t>Сервер должен работать под управлением Windows 11. Для разработки используются Python 3, Flask и СУБД SQLite. Пользователям необходим браузер с поддержкой HTML5. Работа выполняется в локальной сети университета; постоянный доступ в Интернет не требуется.</w:t>
       </w:r>
     </w:p>
     <w:p>
@@ -2004,292 +1989,7 @@
           <w:sz w:val="28"/>
           <w:szCs w:val="24"/>
         </w:rPr>
-        <w:t>После сбоя запуск системы должен выполняться в течение 5 мин после восстановления работоспособности компьютера. При восстановлении из копии допустима потеря изменений, внесённых после последнего копирования.</w:t>
-      </w:r>
-    </w:p>
-    <w:p>
-      <w:pPr>
-        <w:keepNext/>
-        <w:ind w:firstLine="709"/>
-        <w:jc w:val="both"/>
-        <w:rPr>
-          <w:sz w:val="28"/>
-          <w:szCs w:val="24"/>
-        </w:rPr>
-      </w:pPr>
-    </w:p>
-    <w:p>
-      <w:pPr>
-        <w:keepNext/>
-        <w:jc w:val="center"/>
-        <w:rPr>
-          <w:b/>
-          <w:bCs/>
-          <w:sz w:val="28"/>
-          <w:szCs w:val="24"/>
-        </w:rPr>
-      </w:pPr>
-      <w:r>
-        <w:rPr>
-          <w:b/>
-          <w:bCs/>
-          <w:sz w:val="28"/>
-          <w:szCs w:val="24"/>
-        </w:rPr>
-        <w:t>4.3. Условия эксплуатации</w:t>
-      </w:r>
-    </w:p>
-    <w:p>
-      <w:pPr>
-        <w:ind w:firstLine="709"/>
-        <w:jc w:val="both"/>
-        <w:rPr>
-          <w:sz w:val="28"/>
-          <w:szCs w:val="24"/>
-        </w:rPr>
-      </w:pPr>
-      <w:r>
-        <w:rPr>
-          <w:sz w:val="28"/>
-          <w:szCs w:val="24"/>
-        </w:rPr>
-        <w:t>Системой пользуются один диспетчер и студенты и преподаватели в режиме просмотра. Диспетчер должен иметь базовые навыки работы с браузером. Сервер эксплуатируется в помещении при температуре от 15 до 30 °C и влажности от 30 до 75 % без конденсации, в пределах требований изготовителя ПК. Установку и резервное копирование выполняет сотрудник с навыками обслуживания компьютера.</w:t>
-      </w:r>
-    </w:p>
-    <w:p>
-      <w:pPr>
-        <w:keepNext/>
-        <w:ind w:firstLine="709"/>
-        <w:jc w:val="both"/>
-        <w:rPr>
-          <w:sz w:val="28"/>
-          <w:szCs w:val="24"/>
-        </w:rPr>
-      </w:pPr>
-    </w:p>
-    <w:p>
-      <w:pPr>
-        <w:keepNext/>
-        <w:jc w:val="center"/>
-        <w:rPr>
-          <w:b/>
-          <w:bCs/>
-          <w:sz w:val="28"/>
-          <w:szCs w:val="24"/>
-        </w:rPr>
-      </w:pPr>
-      <w:r>
-        <w:rPr>
-          <w:b/>
-          <w:bCs/>
-          <w:sz w:val="28"/>
-          <w:szCs w:val="24"/>
-        </w:rPr>
-        <w:t>4.4. Требования к составу и параметрам технических средств</w:t>
-      </w:r>
-    </w:p>
-    <w:p>
-      <w:pPr>
-        <w:ind w:firstLine="709"/>
-        <w:jc w:val="both"/>
-        <w:rPr>
-          <w:sz w:val="28"/>
-          <w:szCs w:val="24"/>
-        </w:rPr>
-      </w:pPr>
-      <w:r>
-        <w:rPr>
-          <w:sz w:val="28"/>
-          <w:szCs w:val="24"/>
-        </w:rPr>
-        <w:t>Для размещения сервера системы необходим персональный компьютер со следующими характеристиками:</w:t>
-      </w:r>
-    </w:p>
-    <w:p>
-      <w:pPr>
-        <w:numPr>
-          <w:ilvl w:val="0"/>
-          <w:numId w:val="14"/>
-        </w:numPr>
-        <w:jc w:val="both"/>
-        <w:rPr>
-          <w:sz w:val="28"/>
-          <w:szCs w:val="24"/>
-        </w:rPr>
-      </w:pPr>
-      <w:r>
-        <w:rPr>
-          <w:sz w:val="28"/>
-          <w:szCs w:val="24"/>
-        </w:rPr>
-        <w:t>двухъядерный процессор с частотой не менее 2 ГГц;</w:t>
-      </w:r>
-    </w:p>
-    <w:p>
-      <w:pPr>
-        <w:numPr>
-          <w:ilvl w:val="0"/>
-          <w:numId w:val="14"/>
-        </w:numPr>
-        <w:jc w:val="both"/>
-        <w:rPr>
-          <w:sz w:val="28"/>
-          <w:szCs w:val="24"/>
-        </w:rPr>
-      </w:pPr>
-      <w:r>
-        <w:rPr>
-          <w:sz w:val="28"/>
-          <w:szCs w:val="24"/>
-        </w:rPr>
-        <w:t>оперативная память не менее 4 ГБ;</w:t>
-      </w:r>
-    </w:p>
-    <w:p>
-      <w:pPr>
-        <w:numPr>
-          <w:ilvl w:val="0"/>
-          <w:numId w:val="14"/>
-        </w:numPr>
-        <w:jc w:val="both"/>
-        <w:rPr>
-          <w:sz w:val="28"/>
-          <w:szCs w:val="24"/>
-        </w:rPr>
-      </w:pPr>
-      <w:r>
-        <w:rPr>
-          <w:sz w:val="28"/>
-          <w:szCs w:val="24"/>
-        </w:rPr>
-        <w:t>свободное место на диске не менее 1 ГБ;</w:t>
-      </w:r>
-    </w:p>
-    <w:p>
-      <w:pPr>
-        <w:numPr>
-          <w:ilvl w:val="0"/>
-          <w:numId w:val="14"/>
-        </w:numPr>
-        <w:jc w:val="both"/>
-        <w:rPr>
-          <w:sz w:val="28"/>
-          <w:szCs w:val="24"/>
-        </w:rPr>
-      </w:pPr>
-      <w:r>
-        <w:rPr>
-          <w:sz w:val="28"/>
-          <w:szCs w:val="24"/>
-        </w:rPr>
-        <w:t>подключение к локальной сети университета;</w:t>
-      </w:r>
-    </w:p>
-    <w:p>
-      <w:pPr>
-        <w:numPr>
-          <w:ilvl w:val="0"/>
-          <w:numId w:val="14"/>
-        </w:numPr>
-        <w:jc w:val="both"/>
-        <w:rPr>
-          <w:sz w:val="28"/>
-          <w:szCs w:val="24"/>
-        </w:rPr>
-      </w:pPr>
-      <w:r>
-        <w:rPr>
-          <w:sz w:val="28"/>
-          <w:szCs w:val="24"/>
-        </w:rPr>
-        <w:t>компьютеры пользователей с браузером; принтер А4 при необходимости печати;</w:t>
-      </w:r>
-    </w:p>
-    <w:p>
-      <w:pPr>
-        <w:numPr>
-          <w:ilvl w:val="0"/>
-          <w:numId w:val="14"/>
-        </w:numPr>
-        <w:jc w:val="both"/>
-        <w:rPr>
-          <w:sz w:val="28"/>
-          <w:szCs w:val="24"/>
-        </w:rPr>
-      </w:pPr>
-      <w:r>
-        <w:rPr>
-          <w:sz w:val="28"/>
-          <w:szCs w:val="24"/>
-        </w:rPr>
-        <w:lastRenderedPageBreak/>
-        <w:t>отдельный носитель для резервной копии базы данных.</w:t>
-      </w:r>
-    </w:p>
-    <w:p>
-      <w:pPr>
-        <w:keepNext/>
-        <w:ind w:firstLine="709"/>
-        <w:jc w:val="both"/>
-        <w:rPr>
-          <w:sz w:val="28"/>
-          <w:szCs w:val="24"/>
-        </w:rPr>
-      </w:pPr>
-    </w:p>
-    <w:p>
-      <w:pPr>
-        <w:keepNext/>
-        <w:jc w:val="center"/>
-        <w:rPr>
-          <w:b/>
-          <w:bCs/>
-          <w:sz w:val="28"/>
-          <w:szCs w:val="24"/>
-        </w:rPr>
-      </w:pPr>
-      <w:r>
-        <w:rPr>
-          <w:b/>
-          <w:bCs/>
-          <w:sz w:val="28"/>
-          <w:szCs w:val="24"/>
-        </w:rPr>
-        <w:t>4.5. Требования к информационной и программной совместимости</w:t>
-      </w:r>
-    </w:p>
-    <w:p>
-      <w:pPr>
-        <w:ind w:firstLine="709"/>
-        <w:jc w:val="both"/>
-        <w:rPr>
-          <w:sz w:val="28"/>
-          <w:szCs w:val="24"/>
-        </w:rPr>
-      </w:pPr>
-      <w:r>
-        <w:rPr>
-          <w:sz w:val="28"/>
-          <w:szCs w:val="24"/>
-        </w:rPr>
-        <w:t>Сервер должен работать под управлением Windows 11. Для разработки используются Python 3, Flask и СУБД SQLite. Пользователям необходим браузер с поддержкой HTML5. Работа выполняется в локальной сети университета; постоянный доступ в Интернет не требуется.</w:t>
-      </w:r>
-    </w:p>
-    <w:p>
-      <w:pPr>
-        <w:ind w:firstLine="709"/>
-        <w:jc w:val="both"/>
-        <w:rPr>
-          <w:sz w:val="28"/>
-          <w:szCs w:val="24"/>
-        </w:rPr>
-      </w:pPr>
-      <w:r>
-        <w:rPr>
-          <w:sz w:val="28"/>
-          <w:szCs w:val="24"/>
-        </w:rPr>
-        <w:t>Данные вводятся через веб-формы, результаты выводятся на экран и в CSV в кодировке UTF-8. Даты отображаются в формате ДД.ММ.ГГГГ, время определяется номером пары и общей сеткой звонков. Диспетчер входит по логину и паролю; пароли хранятся как стойкие хеши. Студентам и преподавателям доступен только просмотр опубликованного расписания.</w:t>
+        <w:t>Данные вводятся через веб-формы, результаты выводятся на экран. Даты отображаются как ДД.ММ.ГГГГ, время определяется номером пары и сеткой звонков. Администратор входит по логину и паролю; пароли хранятся как стойкие хеши. Студентам и преподавателям доступен только просмотр сохранённого расписания.</w:t>
       </w:r>
     </w:p>
     <w:p>
@@ -3330,7 +3030,7 @@
           <w:sz w:val="28"/>
           <w:szCs w:val="24"/>
         </w:rPr>
-        <w:t>Предполагаемая годовая потребность – один комплект для сервера учебного подразделения. При экономии времени диспетчера 20 мин в день, 250 рабочих днях и стоимости часа 300 руб. годовой эффект составит 25 000 руб., срок окупаемости – около 10,8 месяца. Это плановые показатели.</w:t>
+        <w:t>Предполагаемая годовая потребность – один комплект для сервера учебного подразделения. При экономии времени администратора 20 мин в день, 250 рабочих днях и стоимости часа 300 руб. годовой эффект составит 25 000 руб., срок окупаемости – около 10,8 месяца. Это плановые показатели.</w:t>
       </w:r>
     </w:p>
     <w:p>
@@ -3347,7 +3047,7 @@
           <w:sz w:val="28"/>
           <w:szCs w:val="24"/>
         </w:rPr>
-        <w:t>Аналогом является «1С:Автоматизированное составление расписания. Университет», поддерживающее ручное и автоматическое составление расписаний. Экономическое преимущество учебной системы – отсутствие затрат на приобретение программной платформы и ограниченный состав функций; расписание составляется вручную с автоматической проверкой конфликтов.</w:t>
+        <w:t>Аналогом является «1С:Автоматизированное составление расписания. Университет», поддерживающее ручное и автоматическое составление расписаний. Экономическое преимущество учебной системы – отсутствие затрат на приобретение программной платформы и ограниченный состав функций; расписание составляется вручную с автоматической проверкой занятости.</w:t>
       </w:r>
     </w:p>
     <w:p>
@@ -6014,7 +5714,7 @@
                 <w:sz w:val="28"/>
                 <w:szCs w:val="24"/>
               </w:rPr>
-              <w:t>3. Обучение диспетчера работе с системой.</w:t>
+              <w:t>3. Обучение администратора работе с системой.</w:t>
             </w:r>
           </w:p>
         </w:tc>
@@ -6225,7 +5925,7 @@
                 <w:sz w:val="28"/>
                 <w:szCs w:val="24"/>
               </w:rPr>
-              <w:t>4. Пробная эксплуатация системы диспетчером под контролем разработчика.</w:t>
+              <w:t>4. Пробная эксплуатация системы администратором под контролем разработчика.</w:t>
             </w:r>
           </w:p>
         </w:tc>
@@ -6464,7 +6164,7 @@
           <w:sz w:val="28"/>
           <w:szCs w:val="24"/>
         </w:rPr>
-        <w:t>Проводятся предварительные функциональные и приёмочные испытания: ведение справочников, составление и изменение занятий, проверка конфликтов, публикация, просмотр и выгрузка CSV, проверка доступа и восстановление базы. Проверяются временные требования при 10 000 занятиях и 20 сеансах просмотра.</w:t>
+        <w:t>Предварительные и приёмочные испытания проверяют редактирование аудиторий, составление расписания, изменение занятий, добавление мероприятия, поиск пересечений и просмотр. Дополнительно проверяются права доступа, восстановление базы и временные требования при 10 000 записях и 20 сеансах просмотра.</w:t>
       </w:r>
     </w:p>
     <w:p>
@@ -6481,7 +6181,7 @@
           <w:sz w:val="28"/>
           <w:szCs w:val="24"/>
         </w:rPr>
-        <w:t>Контрольный пример: 02.11.2026 на первой паре группе 12002408 назначено занятие преподавателя Иванова И. И. в аудитории 101. Второе занятие той же группы, преподавателя или аудитории на эту пару должно быть отклонено. После выбора свободного времени и аудитории запись сохраняется и может быть опубликована.</w:t>
+        <w:t>Контрольный пример: на первой паре 02.11.2026 группе 12002408 назначено занятие в аудитории 101. Мероприятие с этой аудиторией или группой на ту же пару должно быть отклонено. Переименование аудитории сохраняет привязку занятия; уменьшение вместимости ниже численности группы блокируется.</w:t>
       </w:r>
     </w:p>
     <w:p>
@@ -6498,7 +6198,7 @@
           <w:sz w:val="28"/>
           <w:szCs w:val="24"/>
         </w:rPr>
-        <w:t>Заказчик в течение 5 рабочих дней со дня получения работы оценивает соответствие системы ТЗ и направляет разработчику подписанный акт или мотивированный отказ. Система принимается при выполнении требований разделов 4 и 5 и отсутствии ошибок, мешающих работе.</w:t>
+        <w:t>Заказчик в течение 5 рабочих дней оценивает соответствие системы ТЗ и подписывает акт либо направляет мотивированный отказ. Условие приёмки – выполнение разделов 4 и 5 и отсутствие ошибок, мешающих работе.</w:t>
       </w:r>
     </w:p>
     <w:p>
@@ -6515,7 +6215,7 @@
           <w:sz w:val="28"/>
           <w:szCs w:val="24"/>
         </w:rPr>
-        <w:t>В случае мотивированного отказа составляется перечень необходимых доработок и сроков их выполнения. Разработчик устраняет выявленные недостатки в согласованный срок, но не более 20 дней, после чего проводятся повторные испытания.</w:t>
+        <w:t>При отказе составляется перечень доработок. Недостатки устраняются в согласованный срок, не более 20 дней, затем испытания повторяются.</w:t>
       </w:r>
     </w:p>
     <w:sectPr>
